--- a/apps/electron/resources/skills/office-business/cases/partnership-letter/example.docx
+++ b/apps/electron/resources/skills/office-business/cases/partnership-letter/example.docx
@@ -4,6 +4,8 @@
   <w:body>
     <w:p>
       <w:pPr>
+        <w:keepNext/>
+        <w:keepLines/>
         <w:spacing w:after="0"/>
         <w:jc w:val="left"/>
       </w:pPr>
@@ -131,6 +133,8 @@
     </w:p>
     <w:p>
       <w:pPr>
+        <w:keepNext/>
+        <w:keepLines/>
         <w:spacing w:after="120"/>
       </w:pPr>
       <w:r>
@@ -143,6 +147,8 @@
     </w:p>
     <w:p>
       <w:pPr>
+        <w:keepNext/>
+        <w:keepLines/>
         <w:spacing w:after="120"/>
       </w:pPr>
       <w:r>
@@ -155,6 +161,8 @@
     </w:p>
     <w:p>
       <w:pPr>
+        <w:keepNext/>
+        <w:keepLines/>
         <w:spacing w:after="120"/>
       </w:pPr>
       <w:r>
@@ -178,7 +186,7 @@
       </w:r>
     </w:p>
     <w:sectPr>
-      <w:footerReference w:type="default" r:id="Re278e758f3ce4260"/>
+      <w:footerReference w:type="default" r:id="R650da8a5da5c40fa"/>
       <w:pgSz w:w="11906" w:h="16838"/>
       <w:pgMar w:top="1361" w:right="1247" w:bottom="1247" w:left="1247"/>
       <w:docGrid w:type="default"/>
